--- a/Project Proposal.docx
+++ b/Project Proposal.docx
@@ -16,25 +16,16 @@
           <w:b/>
           <w:bCs/>
         </w:rPr>
-        <w:t>Project Proposal: “</w:t>
-      </w:r>
-      <w:proofErr w:type="spellStart"/>
-      <w:r>
-        <w:rPr>
-          <w:rFonts w:ascii="Times New Roman" w:hAnsi="Times New Roman" w:cs="Times New Roman"/>
-          <w:b/>
-          <w:bCs/>
-        </w:rPr>
-        <w:t>TravelSnap</w:t>
-      </w:r>
-      <w:proofErr w:type="spellEnd"/>
-      <w:r>
-        <w:rPr>
-          <w:rFonts w:ascii="Times New Roman" w:hAnsi="Times New Roman" w:cs="Times New Roman"/>
-          <w:b/>
-          <w:bCs/>
-        </w:rPr>
-        <w:t xml:space="preserve"> – Simple Travel Blog”</w:t>
+        <w:t>1. Website Topic:</w:t>
+      </w:r>
+      <w:r>
+        <w:rPr>
+          <w:rFonts w:ascii="Times New Roman" w:hAnsi="Times New Roman" w:cs="Times New Roman"/>
+          <w:b/>
+          <w:bCs/>
+        </w:rPr>
+        <w:br/>
+        <w:t>The website will focus on sharing travel experiences and tips, allowing users to explore destinations, view photos, and read short travel guides.</w:t>
       </w:r>
     </w:p>
     <w:p>
@@ -51,16 +42,25 @@
           <w:b/>
           <w:bCs/>
         </w:rPr>
-        <w:t>1. Website Topic:</w:t>
-      </w:r>
-      <w:r>
-        <w:rPr>
-          <w:rFonts w:ascii="Times New Roman" w:hAnsi="Times New Roman" w:cs="Times New Roman"/>
-          <w:b/>
-          <w:bCs/>
-        </w:rPr>
-        <w:br/>
-        <w:t>The website will focus on sharing travel experiences and tips, allowing users to explore destinations, view photos, and read short travel guides.</w:t>
+        <w:t>Project Proposal: “</w:t>
+      </w:r>
+      <w:proofErr w:type="spellStart"/>
+      <w:r>
+        <w:rPr>
+          <w:rFonts w:ascii="Times New Roman" w:hAnsi="Times New Roman" w:cs="Times New Roman"/>
+          <w:b/>
+          <w:bCs/>
+        </w:rPr>
+        <w:t>TravelSnap</w:t>
+      </w:r>
+      <w:proofErr w:type="spellEnd"/>
+      <w:r>
+        <w:rPr>
+          <w:rFonts w:ascii="Times New Roman" w:hAnsi="Times New Roman" w:cs="Times New Roman"/>
+          <w:b/>
+          <w:bCs/>
+        </w:rPr>
+        <w:t xml:space="preserve"> – Simple Travel Blog”</w:t>
       </w:r>
     </w:p>
     <w:p>
@@ -1456,6 +1456,7 @@
   <w:style w:type="character" w:default="1" w:styleId="DefaultParagraphFont">
     <w:name w:val="Default Paragraph Font"/>
     <w:uiPriority w:val="1"/>
+    <w:semiHidden/>
     <w:unhideWhenUsed/>
   </w:style>
   <w:style w:type="table" w:default="1" w:styleId="TableNormal">
@@ -2085,4 +2086,16 @@
     </a:ext>
   </a:extLst>
 </a:theme>
+</file>
+
+<file path=customXml/item1.xml><?xml version="1.0" encoding="utf-8"?>
+<b:Sources xmlns:b="http://schemas.openxmlformats.org/officeDocument/2006/bibliography" xmlns="http://schemas.openxmlformats.org/officeDocument/2006/bibliography" SelectedStyle="\APASixthEditionOfficeOnline.xsl" StyleName="APA" Version="6"/>
+</file>
+
+<file path=customXml/itemProps1.xml><?xml version="1.0" encoding="utf-8"?>
+<ds:datastoreItem xmlns:ds="http://schemas.openxmlformats.org/officeDocument/2006/customXml" ds:itemID="{2AEEE918-6B94-42C5-A109-30A81452767B}">
+  <ds:schemaRefs>
+    <ds:schemaRef ds:uri="http://schemas.openxmlformats.org/officeDocument/2006/bibliography"/>
+  </ds:schemaRefs>
+</ds:datastoreItem>
 </file>